--- a/docs/AGS3D_Design_Document.docx
+++ b/docs/AGS3D_Design_Document.docx
@@ -1063,7 +1063,7 @@
           <w:sz w:val="22"/>
           <w:szCs w:val="22"/>
         </w:rPr>
-        <w:t xml:space="preserve">The transpiler parses AGS-spirit source into an AST and emits valid GDScript. The generated GDScript is a hidden build artifact in .engine/generated/ and is never manually edited by authors.</w:t>
+        <w:t xml:space="preserve">The transpiler parses AGS-spirit source into an AST and emits valid GDScript. The generated GDScript is a hidden build artifact in .engine/generated/ and is never manually edited by authors. Implementation language: Go. The transpiler, ag CLI, and language server are co-located in tools/ag/ as a single Go module (cmd/ag, cmd/agls, internal/scanner, internal/parser, internal/emitter, internal/lsp).</w:t>
       </w:r>
     </w:p>
     <w:p>
@@ -1207,7 +1207,7 @@
           <w:sz w:val="22"/>
           <w:szCs w:val="22"/>
         </w:rPr>
-        <w:t xml:space="preserve">One LSP server implementation, works in VS Code, Godot editor, and any LSP-compatible editor</w:t>
+        <w:t xml:space="preserve">One LSP server implementation (Go, using JSON-RPC over stdio), works in VS Code, Godot editor, and any LSP-compatible editor</w:t>
       </w:r>
     </w:p>
     <w:p>
